--- a/TP4/TP4_pilotageLED.docx
+++ b/TP4/TP4_pilotageLED.docx
@@ -1404,6 +1404,30 @@
           <w:iCs/>
         </w:rPr>
       </w:r>
+      <w:r>
+        <w:br w:type="page"/>
+      </w:r>
+    </w:p>
+    <w:p>
+      <w:pPr>
+        <w:pStyle w:val="Normal"/>
+        <w:bidi w:val="0"/>
+        <w:jc w:val="start"/>
+        <w:rPr>
+          <w:b/>
+          <w:bCs/>
+          <w:i/>
+          <w:iCs/>
+        </w:rPr>
+      </w:pPr>
+      <w:r>
+        <w:rPr>
+          <w:b/>
+          <w:bCs/>
+          <w:i/>
+          <w:iCs/>
+        </w:rPr>
+      </w:r>
     </w:p>
     <w:p>
       <w:pPr>
@@ -1440,12 +1464,107 @@
         </w:rPr>
       </w:pPr>
       <w:r>
-        <w:rPr>
-          <w:b/>
-          <w:bCs/>
-          <w:i/>
-          <w:iCs/>
-        </w:rPr>
+        <w:drawing>
+          <wp:anchor distT="0" distB="0" distL="0" distR="0" simplePos="0" relativeHeight="13" behindDoc="0" locked="0" layoutInCell="0" allowOverlap="1">
+            <wp:simplePos x="0" y="0"/>
+            <wp:positionH relativeFrom="column">
+              <wp:posOffset>35560</wp:posOffset>
+            </wp:positionH>
+            <wp:positionV relativeFrom="paragraph">
+              <wp:posOffset>47625</wp:posOffset>
+            </wp:positionV>
+            <wp:extent cx="5020310" cy="2466975"/>
+            <wp:effectExtent l="0" t="0" r="0" b="0"/>
+            <wp:wrapTopAndBottom/>
+            <wp:docPr id="12" name="Image12"/>
+            <wp:cNvGraphicFramePr>
+              <a:graphicFrameLocks xmlns:a="http://schemas.openxmlformats.org/drawingml/2006/main" noChangeAspect="1"/>
+            </wp:cNvGraphicFramePr>
+            <a:graphic xmlns:a="http://schemas.openxmlformats.org/drawingml/2006/main">
+              <a:graphicData uri="http://schemas.openxmlformats.org/drawingml/2006/picture">
+                <pic:pic xmlns:pic="http://schemas.openxmlformats.org/drawingml/2006/picture">
+                  <pic:nvPicPr>
+                    <pic:cNvPr id="12" name="Image12"/>
+                    <pic:cNvPicPr>
+                      <a:picLocks noChangeAspect="1" noChangeArrowheads="1"/>
+                    </pic:cNvPicPr>
+                  </pic:nvPicPr>
+                  <pic:blipFill>
+                    <a:blip r:embed="rId13"/>
+                    <a:stretch>
+                      <a:fillRect/>
+                    </a:stretch>
+                  </pic:blipFill>
+                  <pic:spPr bwMode="auto">
+                    <a:xfrm>
+                      <a:off x="0" y="0"/>
+                      <a:ext cx="5020310" cy="2466975"/>
+                    </a:xfrm>
+                    <a:prstGeom prst="rect">
+                      <a:avLst/>
+                    </a:prstGeom>
+                    <a:noFill/>
+                  </pic:spPr>
+                </pic:pic>
+              </a:graphicData>
+            </a:graphic>
+          </wp:anchor>
+        </w:drawing>
+        <w:drawing>
+          <wp:anchor distT="0" distB="0" distL="0" distR="0" simplePos="0" relativeHeight="14" behindDoc="0" locked="0" layoutInCell="0" allowOverlap="1">
+            <wp:simplePos x="0" y="0"/>
+            <wp:positionH relativeFrom="column">
+              <wp:posOffset>102870</wp:posOffset>
+            </wp:positionH>
+            <wp:positionV relativeFrom="paragraph">
+              <wp:posOffset>2580640</wp:posOffset>
+            </wp:positionV>
+            <wp:extent cx="2790825" cy="2562225"/>
+            <wp:effectExtent l="0" t="0" r="0" b="0"/>
+            <wp:wrapTopAndBottom/>
+            <wp:docPr id="13" name="Image13"/>
+            <wp:cNvGraphicFramePr>
+              <a:graphicFrameLocks xmlns:a="http://schemas.openxmlformats.org/drawingml/2006/main" noChangeAspect="1"/>
+            </wp:cNvGraphicFramePr>
+            <a:graphic xmlns:a="http://schemas.openxmlformats.org/drawingml/2006/main">
+              <a:graphicData uri="http://schemas.openxmlformats.org/drawingml/2006/picture">
+                <pic:pic xmlns:pic="http://schemas.openxmlformats.org/drawingml/2006/picture">
+                  <pic:nvPicPr>
+                    <pic:cNvPr id="13" name="Image13"/>
+                    <pic:cNvPicPr>
+                      <a:picLocks noChangeAspect="1" noChangeArrowheads="1"/>
+                    </pic:cNvPicPr>
+                  </pic:nvPicPr>
+                  <pic:blipFill>
+                    <a:blip r:embed="rId14"/>
+                    <a:stretch>
+                      <a:fillRect/>
+                    </a:stretch>
+                  </pic:blipFill>
+                  <pic:spPr bwMode="auto">
+                    <a:xfrm>
+                      <a:off x="0" y="0"/>
+                      <a:ext cx="2790825" cy="2562225"/>
+                    </a:xfrm>
+                    <a:prstGeom prst="rect">
+                      <a:avLst/>
+                    </a:prstGeom>
+                    <a:noFill/>
+                  </pic:spPr>
+                </pic:pic>
+              </a:graphicData>
+            </a:graphic>
+          </wp:anchor>
+        </w:drawing>
+      </w:r>
+      <w:r>
+        <w:rPr>
+          <w:b/>
+          <w:bCs/>
+          <w:i/>
+          <w:iCs/>
+        </w:rPr>
+        <w:t xml:space="preserve"> </w:t>
       </w:r>
     </w:p>
     <w:p>
@@ -2098,12 +2217,12 @@
       </w:r>
     </w:p>
     <w:sectPr>
-      <w:headerReference w:type="even" r:id="rId13"/>
-      <w:headerReference w:type="default" r:id="rId14"/>
-      <w:headerReference w:type="first" r:id="rId15"/>
-      <w:footerReference w:type="even" r:id="rId16"/>
-      <w:footerReference w:type="default" r:id="rId17"/>
-      <w:footerReference w:type="first" r:id="rId18"/>
+      <w:headerReference w:type="even" r:id="rId15"/>
+      <w:headerReference w:type="default" r:id="rId16"/>
+      <w:headerReference w:type="first" r:id="rId17"/>
+      <w:footerReference w:type="even" r:id="rId18"/>
+      <w:footerReference w:type="default" r:id="rId19"/>
+      <w:footerReference w:type="first" r:id="rId20"/>
       <w:type w:val="nextPage"/>
       <w:pgSz w:w="11906" w:h="16838"/>
       <w:pgMar w:left="1134" w:right="1134" w:gutter="0" w:header="1134" w:top="1693" w:footer="1134" w:bottom="1693"/>
@@ -2153,7 +2272,7 @@
     </w:r>
     <w:r>
       <w:rPr/>
-      <w:t>13/08/26</w:t>
+      <w:t>17/08/26</w:t>
     </w:r>
     <w:r>
       <w:rPr/>
@@ -2180,7 +2299,7 @@
     </w:r>
     <w:r>
       <w:rPr/>
-      <w:t>5</w:t>
+      <w:t>6</w:t>
     </w:r>
     <w:r>
       <w:rPr/>
@@ -2214,7 +2333,7 @@
     </w:r>
     <w:r>
       <w:rPr/>
-      <w:t>13/08/26</w:t>
+      <w:t>17/08/26</w:t>
     </w:r>
     <w:r>
       <w:rPr/>
@@ -2241,7 +2360,7 @@
     </w:r>
     <w:r>
       <w:rPr/>
-      <w:t>5</w:t>
+      <w:t>6</w:t>
     </w:r>
     <w:r>
       <w:rPr/>
@@ -2414,8 +2533,8 @@
       <w:szCs w:val="28"/>
     </w:rPr>
   </w:style>
-  <w:style w:type="paragraph" w:styleId="En-tteetpieddepage">
-    <w:name w:val="En-tête et pied de page"/>
+  <w:style w:type="paragraph" w:styleId="En-tteetpieddepageuser">
+    <w:name w:val="En-tête et pied de page (user)"/>
     <w:basedOn w:val="Normal"/>
     <w:qFormat/>
     <w:pPr>
@@ -2428,8 +2547,8 @@
     </w:pPr>
     <w:rPr/>
   </w:style>
-  <w:style w:type="paragraph" w:styleId="En-tteetpieddepageuser">
-    <w:name w:val="En-tête et pied de page (user)"/>
+  <w:style w:type="paragraph" w:styleId="En-tteetpieddepage">
+    <w:name w:val="En-tête et pied de page"/>
     <w:basedOn w:val="Normal"/>
     <w:qFormat/>
     <w:pPr/>
@@ -2437,7 +2556,7 @@
   </w:style>
   <w:style w:type="paragraph" w:styleId="Footer">
     <w:name w:val="footer"/>
-    <w:basedOn w:val="En-tteetpieddepage"/>
+    <w:basedOn w:val="En-tteetpieddepageuser"/>
     <w:pPr>
       <w:suppressLineNumbers/>
     </w:pPr>
@@ -2445,7 +2564,7 @@
   </w:style>
   <w:style w:type="paragraph" w:styleId="Header">
     <w:name w:val="header"/>
-    <w:basedOn w:val="En-tteetpieddepage"/>
+    <w:basedOn w:val="En-tteetpieddepageuser"/>
     <w:pPr>
       <w:suppressLineNumbers/>
     </w:pPr>

--- a/TP4/TP4_pilotageLED.docx
+++ b/TP4/TP4_pilotageLED.docx
@@ -103,40 +103,21 @@
           <w:i/>
           <w:iCs/>
         </w:rPr>
-        <w:t xml:space="preserve">1. Créez une architecture RTL permettant de faire clignoter une LED (par exemple la led0_r) en utilisant le module Counter_unit du TP2 et une machine à état. </w:t>
-      </w:r>
-    </w:p>
-    <w:p>
-      <w:pPr>
-        <w:pStyle w:val="Normal"/>
-        <w:bidi w:val="0"/>
-        <w:jc w:val="start"/>
-        <w:rPr>
-          <w:b/>
-          <w:bCs/>
-          <w:i/>
-          <w:iCs/>
-        </w:rPr>
-      </w:pPr>
-      <w:r>
-        <w:rPr>
-          <w:b/>
-          <w:bCs/>
-          <w:i/>
-          <w:iCs/>
-        </w:rPr>
+        <w:t xml:space="preserve">1. Créez une architecture RTL permettant de faire clignoter une LED (par exemple la led0_r) en </w:t>
+      </w:r>
+      <w:r>
         <w:drawing>
           <wp:anchor distT="0" distB="0" distL="0" distR="0" simplePos="0" relativeHeight="4" behindDoc="0" locked="0" layoutInCell="0" allowOverlap="1">
             <wp:simplePos x="0" y="0"/>
             <wp:positionH relativeFrom="column">
-              <wp:align>center</wp:align>
+              <wp:posOffset>0</wp:posOffset>
             </wp:positionH>
             <wp:positionV relativeFrom="paragraph">
-              <wp:posOffset>635</wp:posOffset>
+              <wp:posOffset>365125</wp:posOffset>
             </wp:positionV>
             <wp:extent cx="6120130" cy="2195195"/>
             <wp:effectExtent l="0" t="0" r="0" b="0"/>
-            <wp:wrapSquare wrapText="largest"/>
+            <wp:wrapTopAndBottom/>
             <wp:docPr id="1" name="Image3"/>
             <wp:cNvGraphicFramePr>
               <a:graphicFrameLocks xmlns:a="http://schemas.openxmlformats.org/drawingml/2006/main" noChangeAspect="1"/>
@@ -171,6 +152,144 @@
             </a:graphic>
           </wp:anchor>
         </w:drawing>
+      </w:r>
+      <w:r>
+        <w:rPr>
+          <w:b/>
+          <w:bCs/>
+          <w:i/>
+          <w:iCs/>
+        </w:rPr>
+        <w:t xml:space="preserve">utilisant le module Counter_unit du TP2 et une machine à état. </w:t>
+      </w:r>
+    </w:p>
+    <w:tbl>
+      <w:tblPr>
+        <w:tblW w:w="5000" w:type="pct"/>
+        <w:jc w:val="start"/>
+        <w:tblInd w:w="-5" w:type="dxa"/>
+        <w:tblLayout w:type="fixed"/>
+        <w:tblCellMar>
+          <w:top w:w="55" w:type="dxa"/>
+          <w:start w:w="55" w:type="dxa"/>
+          <w:bottom w:w="55" w:type="dxa"/>
+          <w:end w:w="55" w:type="dxa"/>
+        </w:tblCellMar>
+      </w:tblPr>
+      <w:tblGrid>
+        <w:gridCol w:w="4819"/>
+        <w:gridCol w:w="4819"/>
+      </w:tblGrid>
+      <w:tr>
+        <w:trPr/>
+        <w:tc>
+          <w:tcPr>
+            <w:tcW w:w="4819" w:type="dxa"/>
+            <w:tcBorders>
+              <w:top w:val="single" w:sz="4" w:space="0" w:color="000000"/>
+              <w:start w:val="single" w:sz="4" w:space="0" w:color="000000"/>
+              <w:bottom w:val="single" w:sz="4" w:space="0" w:color="000000"/>
+            </w:tcBorders>
+          </w:tcPr>
+          <w:p>
+            <w:pPr>
+              <w:pStyle w:val="Contenudetableau"/>
+              <w:jc w:val="center"/>
+              <w:rPr/>
+            </w:pPr>
+            <w:r>
+              <w:rPr/>
+              <w:t>Etat OFF</w:t>
+            </w:r>
+          </w:p>
+        </w:tc>
+        <w:tc>
+          <w:tcPr>
+            <w:tcW w:w="4819" w:type="dxa"/>
+            <w:tcBorders>
+              <w:top w:val="single" w:sz="4" w:space="0" w:color="000000"/>
+              <w:start w:val="single" w:sz="4" w:space="0" w:color="000000"/>
+              <w:bottom w:val="single" w:sz="4" w:space="0" w:color="000000"/>
+              <w:end w:val="single" w:sz="4" w:space="0" w:color="000000"/>
+            </w:tcBorders>
+          </w:tcPr>
+          <w:p>
+            <w:pPr>
+              <w:pStyle w:val="Contenudetableau"/>
+              <w:jc w:val="center"/>
+              <w:rPr/>
+            </w:pPr>
+            <w:r>
+              <w:rPr/>
+              <w:t>Etat ON</w:t>
+            </w:r>
+          </w:p>
+        </w:tc>
+      </w:tr>
+      <w:tr>
+        <w:trPr/>
+        <w:tc>
+          <w:tcPr>
+            <w:tcW w:w="4819" w:type="dxa"/>
+            <w:tcBorders>
+              <w:start w:val="single" w:sz="4" w:space="0" w:color="000000"/>
+              <w:bottom w:val="single" w:sz="4" w:space="0" w:color="000000"/>
+            </w:tcBorders>
+          </w:tcPr>
+          <w:p>
+            <w:pPr>
+              <w:pStyle w:val="Contenudetableau"/>
+              <w:jc w:val="center"/>
+              <w:rPr/>
+            </w:pPr>
+            <w:r>
+              <w:rPr/>
+              <w:t>SLED = ‘0’</w:t>
+            </w:r>
+          </w:p>
+        </w:tc>
+        <w:tc>
+          <w:tcPr>
+            <w:tcW w:w="4819" w:type="dxa"/>
+            <w:tcBorders>
+              <w:start w:val="single" w:sz="4" w:space="0" w:color="000000"/>
+              <w:bottom w:val="single" w:sz="4" w:space="0" w:color="000000"/>
+              <w:end w:val="single" w:sz="4" w:space="0" w:color="000000"/>
+            </w:tcBorders>
+          </w:tcPr>
+          <w:p>
+            <w:pPr>
+              <w:pStyle w:val="Contenudetableau"/>
+              <w:jc w:val="center"/>
+              <w:rPr/>
+            </w:pPr>
+            <w:r>
+              <w:rPr/>
+              <w:t>SLED = ‘0’</w:t>
+            </w:r>
+          </w:p>
+        </w:tc>
+      </w:tr>
+    </w:tbl>
+    <w:p>
+      <w:pPr>
+        <w:pStyle w:val="Normal"/>
+        <w:bidi w:val="0"/>
+        <w:jc w:val="start"/>
+        <w:rPr>
+          <w:b/>
+          <w:bCs/>
+          <w:i/>
+          <w:iCs/>
+        </w:rPr>
+      </w:pPr>
+      <w:r>
+        <w:rPr>
+          <w:b/>
+          <w:bCs/>
+          <w:i/>
+          <w:iCs/>
+        </w:rPr>
       </w:r>
     </w:p>
     <w:p>
@@ -417,7 +536,7 @@
             </wp:positionV>
             <wp:extent cx="6120130" cy="619125"/>
             <wp:effectExtent l="0" t="0" r="0" b="0"/>
-            <wp:wrapSquare wrapText="largest"/>
+            <wp:wrapTopAndBottom/>
             <wp:docPr id="3" name="Image5"/>
             <wp:cNvGraphicFramePr>
               <a:graphicFrameLocks xmlns:a="http://schemas.openxmlformats.org/drawingml/2006/main" noChangeAspect="1"/>
@@ -483,6 +602,9 @@
           <w:iCs/>
         </w:rPr>
       </w:r>
+      <w:r>
+        <w:br w:type="page"/>
+      </w:r>
     </w:p>
     <w:p>
       <w:pPr>
@@ -583,46 +705,18 @@
         </w:rPr>
       </w:pPr>
       <w:r>
-        <w:rPr>
-          <w:b/>
-          <w:bCs/>
-          <w:i/>
-          <w:iCs/>
-        </w:rPr>
-        <w:t xml:space="preserve">6. Ajoutez cette solution à votre architecture RTL. </w:t>
-      </w:r>
-    </w:p>
-    <w:p>
-      <w:pPr>
-        <w:pStyle w:val="Normal"/>
-        <w:bidi w:val="0"/>
-        <w:jc w:val="start"/>
-        <w:rPr>
-          <w:b/>
-          <w:bCs/>
-          <w:i/>
-          <w:iCs/>
-        </w:rPr>
-      </w:pPr>
-      <w:r>
-        <w:rPr>
-          <w:b/>
-          <w:bCs/>
-          <w:i/>
-          <w:iCs/>
-        </w:rPr>
         <w:drawing>
           <wp:anchor distT="0" distB="0" distL="0" distR="0" simplePos="0" relativeHeight="7" behindDoc="0" locked="0" layoutInCell="0" allowOverlap="1">
             <wp:simplePos x="0" y="0"/>
             <wp:positionH relativeFrom="column">
-              <wp:align>center</wp:align>
+              <wp:posOffset>0</wp:posOffset>
             </wp:positionH>
             <wp:positionV relativeFrom="paragraph">
-              <wp:posOffset>635</wp:posOffset>
+              <wp:posOffset>208915</wp:posOffset>
             </wp:positionV>
             <wp:extent cx="6120130" cy="3115310"/>
             <wp:effectExtent l="0" t="0" r="0" b="0"/>
-            <wp:wrapSquare wrapText="largest"/>
+            <wp:wrapTopAndBottom/>
             <wp:docPr id="4" name="Image6"/>
             <wp:cNvGraphicFramePr>
               <a:graphicFrameLocks xmlns:a="http://schemas.openxmlformats.org/drawingml/2006/main" noChangeAspect="1"/>
@@ -658,6 +752,272 @@
           </wp:anchor>
         </w:drawing>
       </w:r>
+      <w:r>
+        <w:rPr>
+          <w:b/>
+          <w:bCs/>
+          <w:i/>
+          <w:iCs/>
+        </w:rPr>
+        <w:t xml:space="preserve">6. Ajoutez cette solution à votre architecture RTL. </w:t>
+      </w:r>
+    </w:p>
+    <w:tbl>
+      <w:tblPr>
+        <w:tblW w:w="5000" w:type="pct"/>
+        <w:jc w:val="start"/>
+        <w:tblInd w:w="-5" w:type="dxa"/>
+        <w:tblLayout w:type="fixed"/>
+        <w:tblCellMar>
+          <w:top w:w="55" w:type="dxa"/>
+          <w:start w:w="55" w:type="dxa"/>
+          <w:bottom w:w="55" w:type="dxa"/>
+          <w:end w:w="55" w:type="dxa"/>
+        </w:tblCellMar>
+      </w:tblPr>
+      <w:tblGrid>
+        <w:gridCol w:w="2409"/>
+        <w:gridCol w:w="2410"/>
+        <w:gridCol w:w="2409"/>
+        <w:gridCol w:w="2410"/>
+      </w:tblGrid>
+      <w:tr>
+        <w:trPr/>
+        <w:tc>
+          <w:tcPr>
+            <w:tcW w:w="2409" w:type="dxa"/>
+            <w:tcBorders>
+              <w:top w:val="single" w:sz="4" w:space="0" w:color="000000"/>
+              <w:start w:val="single" w:sz="4" w:space="0" w:color="000000"/>
+              <w:bottom w:val="single" w:sz="4" w:space="0" w:color="000000"/>
+            </w:tcBorders>
+          </w:tcPr>
+          <w:p>
+            <w:pPr>
+              <w:pStyle w:val="Contenudetableau"/>
+              <w:jc w:val="center"/>
+              <w:rPr/>
+            </w:pPr>
+            <w:r>
+              <w:rPr/>
+              <w:t>Eoff</w:t>
+            </w:r>
+          </w:p>
+        </w:tc>
+        <w:tc>
+          <w:tcPr>
+            <w:tcW w:w="2410" w:type="dxa"/>
+            <w:tcBorders>
+              <w:top w:val="single" w:sz="4" w:space="0" w:color="000000"/>
+              <w:start w:val="single" w:sz="4" w:space="0" w:color="000000"/>
+              <w:bottom w:val="single" w:sz="4" w:space="0" w:color="000000"/>
+            </w:tcBorders>
+          </w:tcPr>
+          <w:p>
+            <w:pPr>
+              <w:pStyle w:val="Contenudetableau"/>
+              <w:jc w:val="center"/>
+              <w:rPr/>
+            </w:pPr>
+            <w:r>
+              <w:rPr/>
+              <w:t>Eon</w:t>
+            </w:r>
+          </w:p>
+        </w:tc>
+        <w:tc>
+          <w:tcPr>
+            <w:tcW w:w="2409" w:type="dxa"/>
+            <w:tcBorders>
+              <w:top w:val="single" w:sz="4" w:space="0" w:color="000000"/>
+              <w:start w:val="single" w:sz="4" w:space="0" w:color="000000"/>
+              <w:bottom w:val="single" w:sz="4" w:space="0" w:color="000000"/>
+            </w:tcBorders>
+          </w:tcPr>
+          <w:p>
+            <w:pPr>
+              <w:pStyle w:val="Contenudetableau"/>
+              <w:jc w:val="center"/>
+              <w:rPr/>
+            </w:pPr>
+            <w:r>
+              <w:rPr/>
+              <w:t>BPoff</w:t>
+            </w:r>
+          </w:p>
+        </w:tc>
+        <w:tc>
+          <w:tcPr>
+            <w:tcW w:w="2410" w:type="dxa"/>
+            <w:tcBorders>
+              <w:top w:val="single" w:sz="4" w:space="0" w:color="000000"/>
+              <w:start w:val="single" w:sz="4" w:space="0" w:color="000000"/>
+              <w:bottom w:val="single" w:sz="4" w:space="0" w:color="000000"/>
+              <w:end w:val="single" w:sz="4" w:space="0" w:color="000000"/>
+            </w:tcBorders>
+          </w:tcPr>
+          <w:p>
+            <w:pPr>
+              <w:pStyle w:val="Contenudetableau"/>
+              <w:jc w:val="center"/>
+              <w:rPr/>
+            </w:pPr>
+            <w:r>
+              <w:rPr/>
+              <w:t>BPon</w:t>
+            </w:r>
+          </w:p>
+        </w:tc>
+      </w:tr>
+      <w:tr>
+        <w:trPr/>
+        <w:tc>
+          <w:tcPr>
+            <w:tcW w:w="2409" w:type="dxa"/>
+            <w:tcBorders>
+              <w:start w:val="single" w:sz="4" w:space="0" w:color="000000"/>
+              <w:bottom w:val="single" w:sz="4" w:space="0" w:color="000000"/>
+            </w:tcBorders>
+          </w:tcPr>
+          <w:p>
+            <w:pPr>
+              <w:pStyle w:val="Contenudetableau"/>
+              <w:jc w:val="center"/>
+              <w:rPr/>
+            </w:pPr>
+            <w:r>
+              <w:rPr/>
+              <w:t>LR = ‘0’</w:t>
+            </w:r>
+          </w:p>
+          <w:p>
+            <w:pPr>
+              <w:pStyle w:val="Contenudetableau"/>
+              <w:jc w:val="center"/>
+              <w:rPr/>
+            </w:pPr>
+            <w:r>
+              <w:rPr/>
+              <w:t>LV = ‘0’</w:t>
+            </w:r>
+          </w:p>
+        </w:tc>
+        <w:tc>
+          <w:tcPr>
+            <w:tcW w:w="2410" w:type="dxa"/>
+            <w:tcBorders>
+              <w:start w:val="single" w:sz="4" w:space="0" w:color="000000"/>
+              <w:bottom w:val="single" w:sz="4" w:space="0" w:color="000000"/>
+            </w:tcBorders>
+          </w:tcPr>
+          <w:p>
+            <w:pPr>
+              <w:pStyle w:val="Contenudetableau"/>
+              <w:jc w:val="center"/>
+              <w:rPr/>
+            </w:pPr>
+            <w:r>
+              <w:rPr/>
+              <w:t>LR = ‘1’</w:t>
+            </w:r>
+          </w:p>
+          <w:p>
+            <w:pPr>
+              <w:pStyle w:val="Contenudetableau"/>
+              <w:jc w:val="center"/>
+              <w:rPr/>
+            </w:pPr>
+            <w:r>
+              <w:rPr/>
+              <w:t>LV = ‘0’</w:t>
+            </w:r>
+          </w:p>
+        </w:tc>
+        <w:tc>
+          <w:tcPr>
+            <w:tcW w:w="2409" w:type="dxa"/>
+            <w:tcBorders>
+              <w:start w:val="single" w:sz="4" w:space="0" w:color="000000"/>
+              <w:bottom w:val="single" w:sz="4" w:space="0" w:color="000000"/>
+            </w:tcBorders>
+          </w:tcPr>
+          <w:p>
+            <w:pPr>
+              <w:pStyle w:val="Contenudetableau"/>
+              <w:jc w:val="center"/>
+              <w:rPr/>
+            </w:pPr>
+            <w:r>
+              <w:rPr/>
+              <w:t>LV = ‘0’</w:t>
+            </w:r>
+          </w:p>
+          <w:p>
+            <w:pPr>
+              <w:pStyle w:val="Contenudetableau"/>
+              <w:jc w:val="center"/>
+              <w:rPr/>
+            </w:pPr>
+            <w:r>
+              <w:rPr/>
+              <w:t>LR = ‘0’</w:t>
+            </w:r>
+          </w:p>
+        </w:tc>
+        <w:tc>
+          <w:tcPr>
+            <w:tcW w:w="2410" w:type="dxa"/>
+            <w:tcBorders>
+              <w:start w:val="single" w:sz="4" w:space="0" w:color="000000"/>
+              <w:bottom w:val="single" w:sz="4" w:space="0" w:color="000000"/>
+              <w:end w:val="single" w:sz="4" w:space="0" w:color="000000"/>
+            </w:tcBorders>
+          </w:tcPr>
+          <w:p>
+            <w:pPr>
+              <w:pStyle w:val="Contenudetableau"/>
+              <w:jc w:val="center"/>
+              <w:rPr/>
+            </w:pPr>
+            <w:r>
+              <w:rPr/>
+              <w:t>LV = ‘1’</w:t>
+            </w:r>
+          </w:p>
+          <w:p>
+            <w:pPr>
+              <w:pStyle w:val="Contenudetableau"/>
+              <w:jc w:val="center"/>
+              <w:rPr/>
+            </w:pPr>
+            <w:r>
+              <w:rPr/>
+              <w:t>LR = ‘0’</w:t>
+            </w:r>
+          </w:p>
+        </w:tc>
+      </w:tr>
+    </w:tbl>
+    <w:p>
+      <w:pPr>
+        <w:pStyle w:val="Normal"/>
+        <w:bidi w:val="0"/>
+        <w:jc w:val="start"/>
+        <w:rPr>
+          <w:b/>
+          <w:bCs/>
+          <w:i/>
+          <w:iCs/>
+        </w:rPr>
+      </w:pPr>
+      <w:r>
+        <w:rPr>
+          <w:b/>
+          <w:bCs/>
+          <w:i/>
+          <w:iCs/>
+        </w:rPr>
+      </w:r>
     </w:p>
     <w:p>
       <w:pPr>
@@ -700,6 +1060,183 @@
           <w:i/>
           <w:iCs/>
         </w:rPr>
+        <mc:AlternateContent>
+          <mc:Choice Requires="wps">
+            <w:drawing>
+              <wp:anchor distT="0" distB="0" distL="0" distR="0" simplePos="0" relativeHeight="16" behindDoc="0" locked="0" layoutInCell="1" allowOverlap="1">
+                <wp:simplePos x="0" y="0"/>
+                <wp:positionH relativeFrom="column">
+                  <wp:posOffset>3422015</wp:posOffset>
+                </wp:positionH>
+                <wp:positionV relativeFrom="paragraph">
+                  <wp:posOffset>65405</wp:posOffset>
+                </wp:positionV>
+                <wp:extent cx="161925" cy="514350"/>
+                <wp:effectExtent l="19050" t="18415" r="17780" b="18415"/>
+                <wp:wrapNone/>
+                <wp:docPr id="5" name="Forme 1"/>
+                <a:graphic xmlns:a="http://schemas.openxmlformats.org/drawingml/2006/main">
+                  <a:graphicData uri="http://schemas.microsoft.com/office/word/2010/wordprocessingShape">
+                    <wps:wsp>
+                      <wps:cNvSpPr/>
+                      <wps:spPr>
+                        <a:xfrm>
+                          <a:off x="0" y="0"/>
+                          <a:ext cx="162000" cy="514440"/>
+                        </a:xfrm>
+                        <a:prstGeom prst="rect">
+                          <a:avLst/>
+                        </a:prstGeom>
+                        <a:noFill/>
+                        <a:ln w="36360">
+                          <a:solidFill>
+                            <a:srgbClr val="B00000"/>
+                          </a:solidFill>
+                          <a:round/>
+                        </a:ln>
+                      </wps:spPr>
+                      <wps:style>
+                        <a:lnRef idx="0"/>
+                        <a:fillRef idx="0"/>
+                        <a:effectRef idx="0"/>
+                        <a:fontRef idx="minor"/>
+                      </wps:style>
+                      <wps:bodyPr/>
+                    </wps:wsp>
+                  </a:graphicData>
+                </a:graphic>
+              </wp:anchor>
+            </w:drawing>
+          </mc:Choice>
+          <mc:Fallback>
+            <w:pict>
+              <v:rect id="shape_0" stroked="t" o:allowincell="f" style="position:absolute;margin-left:269.45pt;margin-top:5.15pt;width:12.7pt;height:40.45pt;mso-wrap-style:none;v-text-anchor:middle">
+                <v:fill o:detectmouseclick="t" on="false"/>
+                <v:stroke color="#b00000" weight="36360" joinstyle="round" endcap="flat"/>
+                <w10:wrap type="none"/>
+              </v:rect>
+            </w:pict>
+          </mc:Fallback>
+        </mc:AlternateContent>
+        <w:drawing>
+          <wp:anchor distT="0" distB="0" distL="0" distR="0" simplePos="0" relativeHeight="15" behindDoc="0" locked="0" layoutInCell="0" allowOverlap="1">
+            <wp:simplePos x="0" y="0"/>
+            <wp:positionH relativeFrom="column">
+              <wp:align>center</wp:align>
+            </wp:positionH>
+            <wp:positionV relativeFrom="paragraph">
+              <wp:posOffset>635</wp:posOffset>
+            </wp:positionV>
+            <wp:extent cx="6120130" cy="619125"/>
+            <wp:effectExtent l="0" t="0" r="0" b="0"/>
+            <wp:wrapTopAndBottom/>
+            <wp:docPr id="6" name="Image5 Copie 1"/>
+            <wp:cNvGraphicFramePr>
+              <a:graphicFrameLocks xmlns:a="http://schemas.openxmlformats.org/drawingml/2006/main" noChangeAspect="1"/>
+            </wp:cNvGraphicFramePr>
+            <a:graphic xmlns:a="http://schemas.openxmlformats.org/drawingml/2006/main">
+              <a:graphicData uri="http://schemas.openxmlformats.org/drawingml/2006/picture">
+                <pic:pic xmlns:pic="http://schemas.openxmlformats.org/drawingml/2006/picture">
+                  <pic:nvPicPr>
+                    <pic:cNvPr id="6" name="Image5 Copie 1"/>
+                    <pic:cNvPicPr>
+                      <a:picLocks noChangeAspect="1" noChangeArrowheads="1"/>
+                    </pic:cNvPicPr>
+                  </pic:nvPicPr>
+                  <pic:blipFill>
+                    <a:blip r:embed="rId6"/>
+                    <a:stretch>
+                      <a:fillRect/>
+                    </a:stretch>
+                  </pic:blipFill>
+                  <pic:spPr bwMode="auto">
+                    <a:xfrm>
+                      <a:off x="0" y="0"/>
+                      <a:ext cx="6120130" cy="619125"/>
+                    </a:xfrm>
+                    <a:prstGeom prst="rect">
+                      <a:avLst/>
+                    </a:prstGeom>
+                    <a:noFill/>
+                  </pic:spPr>
+                </pic:pic>
+              </a:graphicData>
+            </a:graphic>
+          </wp:anchor>
+        </w:drawing>
+      </w:r>
+    </w:p>
+    <w:p>
+      <w:pPr>
+        <w:pStyle w:val="Normal"/>
+        <w:bidi w:val="0"/>
+        <w:jc w:val="start"/>
+        <w:rPr>
+          <w:b w:val="false"/>
+          <w:bCs w:val="false"/>
+          <w:i w:val="false"/>
+          <w:iCs w:val="false"/>
+        </w:rPr>
+      </w:pPr>
+      <w:r>
+        <mc:AlternateContent>
+          <mc:Choice Requires="wps">
+            <w:drawing>
+              <wp:anchor distT="0" distB="0" distL="0" distR="0" simplePos="0" relativeHeight="17" behindDoc="0" locked="0" layoutInCell="1" allowOverlap="1">
+                <wp:simplePos x="0" y="0"/>
+                <wp:positionH relativeFrom="column">
+                  <wp:posOffset>3422015</wp:posOffset>
+                </wp:positionH>
+                <wp:positionV relativeFrom="paragraph">
+                  <wp:posOffset>108585</wp:posOffset>
+                </wp:positionV>
+                <wp:extent cx="161925" cy="514350"/>
+                <wp:effectExtent l="19050" t="18415" r="17780" b="18415"/>
+                <wp:wrapNone/>
+                <wp:docPr id="7" name="Forme 2"/>
+                <a:graphic xmlns:a="http://schemas.openxmlformats.org/drawingml/2006/main">
+                  <a:graphicData uri="http://schemas.microsoft.com/office/word/2010/wordprocessingShape">
+                    <wps:wsp>
+                      <wps:cNvSpPr/>
+                      <wps:spPr>
+                        <a:xfrm>
+                          <a:off x="0" y="0"/>
+                          <a:ext cx="162000" cy="514440"/>
+                        </a:xfrm>
+                        <a:prstGeom prst="rect">
+                          <a:avLst/>
+                        </a:prstGeom>
+                        <a:noFill/>
+                        <a:ln w="36360">
+                          <a:solidFill>
+                            <a:srgbClr val="B00000"/>
+                          </a:solidFill>
+                          <a:round/>
+                        </a:ln>
+                      </wps:spPr>
+                      <wps:style>
+                        <a:lnRef idx="0"/>
+                        <a:fillRef idx="0"/>
+                        <a:effectRef idx="0"/>
+                        <a:fontRef idx="minor"/>
+                      </wps:style>
+                      <wps:bodyPr/>
+                    </wps:wsp>
+                  </a:graphicData>
+                </a:graphic>
+              </wp:anchor>
+            </w:drawing>
+          </mc:Choice>
+          <mc:Fallback>
+            <w:pict>
+              <v:rect id="shape_0" stroked="t" o:allowincell="f" style="position:absolute;margin-left:269.45pt;margin-top:8.55pt;width:12.7pt;height:40.45pt;mso-wrap-style:none;v-text-anchor:middle">
+                <v:fill o:detectmouseclick="t" on="false"/>
+                <v:stroke color="#b00000" weight="36360" joinstyle="round" endcap="flat"/>
+                <w10:wrap type="none"/>
+              </v:rect>
+            </w:pict>
+          </mc:Fallback>
+        </mc:AlternateContent>
         <w:drawing>
           <wp:anchor distT="0" distB="0" distL="0" distR="0" simplePos="0" relativeHeight="8" behindDoc="0" locked="0" layoutInCell="0" allowOverlap="1">
             <wp:simplePos x="0" y="0"/>
@@ -711,8 +1248,8 @@
             </wp:positionV>
             <wp:extent cx="6120130" cy="688975"/>
             <wp:effectExtent l="0" t="0" r="0" b="0"/>
-            <wp:wrapSquare wrapText="largest"/>
-            <wp:docPr id="5" name="Image7"/>
+            <wp:wrapTopAndBottom/>
+            <wp:docPr id="8" name="Image7"/>
             <wp:cNvGraphicFramePr>
               <a:graphicFrameLocks xmlns:a="http://schemas.openxmlformats.org/drawingml/2006/main" noChangeAspect="1"/>
             </wp:cNvGraphicFramePr>
@@ -720,13 +1257,13 @@
               <a:graphicData uri="http://schemas.openxmlformats.org/drawingml/2006/picture">
                 <pic:pic xmlns:pic="http://schemas.openxmlformats.org/drawingml/2006/picture">
                   <pic:nvPicPr>
-                    <pic:cNvPr id="5" name="Image7"/>
+                    <pic:cNvPr id="8" name="Image7"/>
                     <pic:cNvPicPr>
                       <a:picLocks noChangeAspect="1" noChangeArrowheads="1"/>
                     </pic:cNvPicPr>
                   </pic:nvPicPr>
                   <pic:blipFill>
-                    <a:blip r:embed="rId6"/>
+                    <a:blip r:embed="rId7"/>
                     <a:stretch>
                       <a:fillRect/>
                     </a:stretch>
@@ -747,6 +1284,15 @@
           </wp:anchor>
         </w:drawing>
       </w:r>
+      <w:r>
+        <w:rPr>
+          <w:b w:val="false"/>
+          <w:bCs w:val="false"/>
+          <w:i w:val="false"/>
+          <w:iCs w:val="false"/>
+        </w:rPr>
+        <w:t>Comparé par rapport à la simulation précédente on peut voir sur ce résultat que la LED verte ne s’allume qu’une seule fois lorsque l’on appuie sur le bouton.</w:t>
+      </w:r>
     </w:p>
     <w:p>
       <w:pPr>
@@ -820,7 +1366,7 @@
             <wp:extent cx="3743325" cy="1885950"/>
             <wp:effectExtent l="0" t="0" r="0" b="0"/>
             <wp:wrapTopAndBottom/>
-            <wp:docPr id="6" name="Image1"/>
+            <wp:docPr id="9" name="Image1"/>
             <wp:cNvGraphicFramePr>
               <a:graphicFrameLocks xmlns:a="http://schemas.openxmlformats.org/drawingml/2006/main" noChangeAspect="1"/>
             </wp:cNvGraphicFramePr>
@@ -828,13 +1374,13 @@
               <a:graphicData uri="http://schemas.openxmlformats.org/drawingml/2006/picture">
                 <pic:pic xmlns:pic="http://schemas.openxmlformats.org/drawingml/2006/picture">
                   <pic:nvPicPr>
-                    <pic:cNvPr id="6" name="Image1"/>
+                    <pic:cNvPr id="9" name="Image1"/>
                     <pic:cNvPicPr>
                       <a:picLocks noChangeAspect="1" noChangeArrowheads="1"/>
                     </pic:cNvPicPr>
                   </pic:nvPicPr>
                   <pic:blipFill>
-                    <a:blip r:embed="rId7"/>
+                    <a:blip r:embed="rId8"/>
                     <a:stretch>
                       <a:fillRect/>
                     </a:stretch>
@@ -896,7 +1442,7 @@
             <wp:extent cx="2371725" cy="923925"/>
             <wp:effectExtent l="0" t="0" r="0" b="0"/>
             <wp:wrapTopAndBottom/>
-            <wp:docPr id="7" name="Image2"/>
+            <wp:docPr id="10" name="Image2"/>
             <wp:cNvGraphicFramePr>
               <a:graphicFrameLocks xmlns:a="http://schemas.openxmlformats.org/drawingml/2006/main" noChangeAspect="1"/>
             </wp:cNvGraphicFramePr>
@@ -904,13 +1450,13 @@
               <a:graphicData uri="http://schemas.openxmlformats.org/drawingml/2006/picture">
                 <pic:pic xmlns:pic="http://schemas.openxmlformats.org/drawingml/2006/picture">
                   <pic:nvPicPr>
-                    <pic:cNvPr id="7" name="Image2"/>
+                    <pic:cNvPr id="10" name="Image2"/>
                     <pic:cNvPicPr>
                       <a:picLocks noChangeAspect="1" noChangeArrowheads="1"/>
                     </pic:cNvPicPr>
                   </pic:nvPicPr>
                   <pic:blipFill>
-                    <a:blip r:embed="rId8"/>
+                    <a:blip r:embed="rId9"/>
                     <a:stretch>
                       <a:fillRect/>
                     </a:stretch>
@@ -963,7 +1509,7 @@
             <wp:extent cx="6120130" cy="1953260"/>
             <wp:effectExtent l="0" t="0" r="0" b="0"/>
             <wp:wrapSquare wrapText="largest"/>
-            <wp:docPr id="8" name="Image8"/>
+            <wp:docPr id="11" name="Image8"/>
             <wp:cNvGraphicFramePr>
               <a:graphicFrameLocks xmlns:a="http://schemas.openxmlformats.org/drawingml/2006/main" noChangeAspect="1"/>
             </wp:cNvGraphicFramePr>
@@ -971,13 +1517,13 @@
               <a:graphicData uri="http://schemas.openxmlformats.org/drawingml/2006/picture">
                 <pic:pic xmlns:pic="http://schemas.openxmlformats.org/drawingml/2006/picture">
                   <pic:nvPicPr>
-                    <pic:cNvPr id="8" name="Image8"/>
+                    <pic:cNvPr id="11" name="Image8"/>
                     <pic:cNvPicPr>
                       <a:picLocks noChangeAspect="1" noChangeArrowheads="1"/>
                     </pic:cNvPicPr>
                   </pic:nvPicPr>
                   <pic:blipFill>
-                    <a:blip r:embed="rId9"/>
+                    <a:blip r:embed="rId10"/>
                     <a:stretch>
                       <a:fillRect/>
                     </a:stretch>
@@ -1018,6 +1564,30 @@
           <w:i/>
           <w:iCs/>
         </w:rPr>
+      </w:r>
+      <w:r>
+        <w:br w:type="page"/>
+      </w:r>
+    </w:p>
+    <w:p>
+      <w:pPr>
+        <w:pStyle w:val="Normal"/>
+        <w:bidi w:val="0"/>
+        <w:jc w:val="start"/>
+        <w:rPr>
+          <w:b/>
+          <w:bCs/>
+          <w:i/>
+          <w:iCs/>
+        </w:rPr>
+      </w:pPr>
+      <w:r>
+        <w:rPr>
+          <w:b/>
+          <w:bCs/>
+          <w:i/>
+          <w:iCs/>
+        </w:rPr>
         <w:t xml:space="preserve">9. Ajouter la logique nécessaire pour piloter les entrées/sorties de votre module. </w:t>
       </w:r>
     </w:p>
@@ -1127,7 +1697,7 @@
             <wp:extent cx="6120130" cy="2442210"/>
             <wp:effectExtent l="0" t="0" r="0" b="0"/>
             <wp:wrapSquare wrapText="largest"/>
-            <wp:docPr id="9" name="Image9"/>
+            <wp:docPr id="12" name="Image9"/>
             <wp:cNvGraphicFramePr>
               <a:graphicFrameLocks xmlns:a="http://schemas.openxmlformats.org/drawingml/2006/main" noChangeAspect="1"/>
             </wp:cNvGraphicFramePr>
@@ -1135,13 +1705,13 @@
               <a:graphicData uri="http://schemas.openxmlformats.org/drawingml/2006/picture">
                 <pic:pic xmlns:pic="http://schemas.openxmlformats.org/drawingml/2006/picture">
                   <pic:nvPicPr>
-                    <pic:cNvPr id="9" name="Image9"/>
+                    <pic:cNvPr id="12" name="Image9"/>
                     <pic:cNvPicPr>
                       <a:picLocks noChangeAspect="1" noChangeArrowheads="1"/>
                     </pic:cNvPicPr>
                   </pic:nvPicPr>
                   <pic:blipFill>
-                    <a:blip r:embed="rId10"/>
+                    <a:blip r:embed="rId11"/>
                     <a:stretch>
                       <a:fillRect/>
                     </a:stretch>
@@ -1216,7 +1786,7 @@
             <wp:extent cx="6120130" cy="3216275"/>
             <wp:effectExtent l="0" t="0" r="0" b="0"/>
             <wp:wrapSquare wrapText="largest"/>
-            <wp:docPr id="10" name="Image10"/>
+            <wp:docPr id="13" name="Image10"/>
             <wp:cNvGraphicFramePr>
               <a:graphicFrameLocks xmlns:a="http://schemas.openxmlformats.org/drawingml/2006/main" noChangeAspect="1"/>
             </wp:cNvGraphicFramePr>
@@ -1224,13 +1794,13 @@
               <a:graphicData uri="http://schemas.openxmlformats.org/drawingml/2006/picture">
                 <pic:pic xmlns:pic="http://schemas.openxmlformats.org/drawingml/2006/picture">
                   <pic:nvPicPr>
-                    <pic:cNvPr id="10" name="Image10"/>
+                    <pic:cNvPr id="13" name="Image10"/>
                     <pic:cNvPicPr>
                       <a:picLocks noChangeAspect="1" noChangeArrowheads="1"/>
                     </pic:cNvPicPr>
                   </pic:nvPicPr>
                   <pic:blipFill>
-                    <a:blip r:embed="rId11"/>
+                    <a:blip r:embed="rId12"/>
                     <a:stretch>
                       <a:fillRect/>
                     </a:stretch>
@@ -1314,6 +1884,30 @@
           <w:i/>
           <w:iCs/>
         </w:rPr>
+      </w:r>
+      <w:r>
+        <w:br w:type="page"/>
+      </w:r>
+    </w:p>
+    <w:p>
+      <w:pPr>
+        <w:pStyle w:val="Normal"/>
+        <w:bidi w:val="0"/>
+        <w:jc w:val="start"/>
+        <w:rPr>
+          <w:b/>
+          <w:bCs/>
+          <w:i/>
+          <w:iCs/>
+        </w:rPr>
+      </w:pPr>
+      <w:r>
+        <w:rPr>
+          <w:b/>
+          <w:bCs/>
+          <w:i/>
+          <w:iCs/>
+        </w:rPr>
         <w:t xml:space="preserve">12. Vérifier votre résultat à la simulation. </w:t>
       </w:r>
     </w:p>
@@ -1323,19 +1917,13 @@
         <w:bidi w:val="0"/>
         <w:jc w:val="start"/>
         <w:rPr>
-          <w:b/>
-          <w:bCs/>
-          <w:i/>
-          <w:iCs/>
-        </w:rPr>
-      </w:pPr>
-      <w:r>
-        <w:rPr>
-          <w:b/>
-          <w:bCs/>
-          <w:i/>
-          <w:iCs/>
-        </w:rPr>
+          <w:b w:val="false"/>
+          <w:bCs w:val="false"/>
+          <w:i w:val="false"/>
+          <w:iCs w:val="false"/>
+        </w:rPr>
+      </w:pPr>
+      <w:r>
         <w:drawing>
           <wp:anchor distT="0" distB="0" distL="0" distR="0" simplePos="0" relativeHeight="12" behindDoc="0" locked="0" layoutInCell="0" allowOverlap="1">
             <wp:simplePos x="0" y="0"/>
@@ -1347,8 +1935,8 @@
             </wp:positionV>
             <wp:extent cx="6120130" cy="870585"/>
             <wp:effectExtent l="0" t="0" r="0" b="0"/>
-            <wp:wrapSquare wrapText="largest"/>
-            <wp:docPr id="11" name="Image11"/>
+            <wp:wrapTopAndBottom/>
+            <wp:docPr id="14" name="Image11"/>
             <wp:cNvGraphicFramePr>
               <a:graphicFrameLocks xmlns:a="http://schemas.openxmlformats.org/drawingml/2006/main" noChangeAspect="1"/>
             </wp:cNvGraphicFramePr>
@@ -1356,13 +1944,13 @@
               <a:graphicData uri="http://schemas.openxmlformats.org/drawingml/2006/picture">
                 <pic:pic xmlns:pic="http://schemas.openxmlformats.org/drawingml/2006/picture">
                   <pic:nvPicPr>
-                    <pic:cNvPr id="11" name="Image11"/>
+                    <pic:cNvPr id="14" name="Image11"/>
                     <pic:cNvPicPr>
                       <a:picLocks noChangeAspect="1" noChangeArrowheads="1"/>
                     </pic:cNvPicPr>
                   </pic:nvPicPr>
                   <pic:blipFill>
-                    <a:blip r:embed="rId12"/>
+                    <a:blip r:embed="rId13"/>
                     <a:stretch>
                       <a:fillRect/>
                     </a:stretch>
@@ -1383,29 +1971,14 @@
           </wp:anchor>
         </w:drawing>
       </w:r>
-    </w:p>
-    <w:p>
-      <w:pPr>
-        <w:pStyle w:val="Normal"/>
-        <w:bidi w:val="0"/>
-        <w:jc w:val="start"/>
-        <w:rPr>
-          <w:b/>
-          <w:bCs/>
-          <w:i/>
-          <w:iCs/>
-        </w:rPr>
-      </w:pPr>
-      <w:r>
-        <w:rPr>
-          <w:b/>
-          <w:bCs/>
-          <w:i/>
-          <w:iCs/>
-        </w:rPr>
-      </w:r>
-      <w:r>
-        <w:br w:type="page"/>
+      <w:r>
+        <w:rPr>
+          <w:b w:val="false"/>
+          <w:bCs w:val="false"/>
+          <w:i w:val="false"/>
+          <w:iCs w:val="false"/>
+        </w:rPr>
+        <w:t>Sur cette simulation on peut observer que le Bouton 0 permet le changement de la couleur de la LED tandis que le Bouton 1 permet de définir la couleur que l’on souhaite Bleu lorsque B1 appuyé et vert lorsque B1 n’est pas appuyé.</w:t>
       </w:r>
     </w:p>
     <w:p>
@@ -1476,7 +2049,7 @@
             <wp:extent cx="5020310" cy="2466975"/>
             <wp:effectExtent l="0" t="0" r="0" b="0"/>
             <wp:wrapTopAndBottom/>
-            <wp:docPr id="12" name="Image12"/>
+            <wp:docPr id="15" name="Image12"/>
             <wp:cNvGraphicFramePr>
               <a:graphicFrameLocks xmlns:a="http://schemas.openxmlformats.org/drawingml/2006/main" noChangeAspect="1"/>
             </wp:cNvGraphicFramePr>
@@ -1484,13 +2057,13 @@
               <a:graphicData uri="http://schemas.openxmlformats.org/drawingml/2006/picture">
                 <pic:pic xmlns:pic="http://schemas.openxmlformats.org/drawingml/2006/picture">
                   <pic:nvPicPr>
-                    <pic:cNvPr id="12" name="Image12"/>
+                    <pic:cNvPr id="15" name="Image12"/>
                     <pic:cNvPicPr>
                       <a:picLocks noChangeAspect="1" noChangeArrowheads="1"/>
                     </pic:cNvPicPr>
                   </pic:nvPicPr>
                   <pic:blipFill>
-                    <a:blip r:embed="rId13"/>
+                    <a:blip r:embed="rId14"/>
                     <a:stretch>
                       <a:fillRect/>
                     </a:stretch>
@@ -1522,7 +2095,7 @@
             <wp:extent cx="2790825" cy="2562225"/>
             <wp:effectExtent l="0" t="0" r="0" b="0"/>
             <wp:wrapTopAndBottom/>
-            <wp:docPr id="13" name="Image13"/>
+            <wp:docPr id="16" name="Image13"/>
             <wp:cNvGraphicFramePr>
               <a:graphicFrameLocks xmlns:a="http://schemas.openxmlformats.org/drawingml/2006/main" noChangeAspect="1"/>
             </wp:cNvGraphicFramePr>
@@ -1530,13 +2103,13 @@
               <a:graphicData uri="http://schemas.openxmlformats.org/drawingml/2006/picture">
                 <pic:pic xmlns:pic="http://schemas.openxmlformats.org/drawingml/2006/picture">
                   <pic:nvPicPr>
-                    <pic:cNvPr id="13" name="Image13"/>
+                    <pic:cNvPr id="16" name="Image13"/>
                     <pic:cNvPicPr>
                       <a:picLocks noChangeAspect="1" noChangeArrowheads="1"/>
                     </pic:cNvPicPr>
                   </pic:nvPicPr>
                   <pic:blipFill>
-                    <a:blip r:embed="rId14"/>
+                    <a:blip r:embed="rId15"/>
                     <a:stretch>
                       <a:fillRect/>
                     </a:stretch>
@@ -1638,19 +2211,20 @@
         <w:bidi w:val="0"/>
         <w:jc w:val="start"/>
         <w:rPr>
-          <w:b/>
-          <w:bCs/>
-          <w:i/>
-          <w:iCs/>
-        </w:rPr>
-      </w:pPr>
-      <w:r>
-        <w:rPr>
-          <w:b/>
-          <w:bCs/>
-          <w:i/>
-          <w:iCs/>
-        </w:rPr>
+          <w:b w:val="false"/>
+          <w:bCs w:val="false"/>
+          <w:i w:val="false"/>
+          <w:iCs w:val="false"/>
+        </w:rPr>
+      </w:pPr>
+      <w:r>
+        <w:rPr>
+          <w:b w:val="false"/>
+          <w:bCs w:val="false"/>
+          <w:i w:val="false"/>
+          <w:iCs w:val="false"/>
+        </w:rPr>
+        <w:t>La vidéo prouve que le comportement sur la carte est celui attendue.</w:t>
       </w:r>
     </w:p>
     <w:p>
@@ -1676,14 +2250,16 @@
           <w:sz w:val="28"/>
           <w:szCs w:val="28"/>
         </w:rPr>
-        <w:t>Partie 2</w:t>
-      </w:r>
-    </w:p>
-    <w:p>
-      <w:pPr>
-        <w:pStyle w:val="Normal"/>
-        <w:bidi w:val="0"/>
-        <w:jc w:val="start"/>
+      </w:r>
+      <w:r>
+        <w:br w:type="page"/>
+      </w:r>
+    </w:p>
+    <w:p>
+      <w:pPr>
+        <w:pStyle w:val="Normal"/>
+        <w:bidi w:val="0"/>
+        <w:jc w:val="center"/>
         <w:rPr>
           <w:b/>
           <w:bCs/>
@@ -1702,83 +2278,7 @@
           <w:sz w:val="28"/>
           <w:szCs w:val="28"/>
         </w:rPr>
-        <w:t>Objectif</w:t>
-      </w:r>
-    </w:p>
-    <w:p>
-      <w:pPr>
-        <w:pStyle w:val="Normal"/>
-        <w:bidi w:val="0"/>
-        <w:jc w:val="start"/>
-        <w:rPr>
-          <w:b/>
-          <w:bCs/>
-          <w:i w:val="false"/>
-          <w:iCs w:val="false"/>
-          <w:sz w:val="24"/>
-          <w:szCs w:val="24"/>
-        </w:rPr>
-      </w:pPr>
-      <w:r>
-        <w:rPr>
-          <w:b/>
-          <w:bCs/>
-          <w:i w:val="false"/>
-          <w:iCs w:val="false"/>
-          <w:sz w:val="24"/>
-          <w:szCs w:val="24"/>
-        </w:rPr>
-      </w:r>
-    </w:p>
-    <w:p>
-      <w:pPr>
-        <w:pStyle w:val="Normal"/>
-        <w:bidi w:val="0"/>
-        <w:jc w:val="start"/>
-        <w:rPr>
-          <w:b/>
-          <w:bCs/>
-          <w:i/>
-          <w:iCs/>
-          <w:sz w:val="24"/>
-          <w:szCs w:val="24"/>
-        </w:rPr>
-      </w:pPr>
-      <w:r>
-        <w:rPr>
-          <w:b/>
-          <w:bCs/>
-          <w:i/>
-          <w:iCs/>
-          <w:sz w:val="24"/>
-          <w:szCs w:val="24"/>
-        </w:rPr>
-        <w:t>L’objectif de cette partie est de réaliser un design permettant de faire clignoter une LED RGB avec une séquence de couleurs entrées à l’aide des boutons. Dans cette partie, vous utiliserez le module LED_driver de la partie 1 et vous ajouterez l’utilisation d’un composant mémoire : la FIFO.</w:t>
-      </w:r>
-    </w:p>
-    <w:p>
-      <w:pPr>
-        <w:pStyle w:val="Normal"/>
-        <w:bidi w:val="0"/>
-        <w:jc w:val="start"/>
-        <w:rPr>
-          <w:b/>
-          <w:bCs/>
-          <w:i w:val="false"/>
-          <w:iCs w:val="false"/>
-          <w:sz w:val="24"/>
-          <w:szCs w:val="24"/>
-        </w:rPr>
-      </w:pPr>
-      <w:r>
-        <w:rPr>
-          <w:b/>
-          <w:bCs/>
-          <w:i w:val="false"/>
-          <w:iCs w:val="false"/>
-          <w:sz w:val="24"/>
-          <w:szCs w:val="24"/>
-        </w:rPr>
+        <w:t>Partie 2</w:t>
       </w:r>
     </w:p>
     <w:p>
@@ -1804,7 +2304,7 @@
           <w:sz w:val="28"/>
           <w:szCs w:val="28"/>
         </w:rPr>
-        <w:t>Questions</w:t>
+        <w:t>Objectif</w:t>
       </w:r>
     </w:p>
     <w:p>
@@ -1855,6 +2355,108 @@
           <w:sz w:val="24"/>
           <w:szCs w:val="24"/>
         </w:rPr>
+        <w:t>L’objectif de cette partie est de réaliser un design permettant de faire clignoter une LED RGB avec une séquence de couleurs entrées à l’aide des boutons. Dans cette partie, vous utiliserez le module LED_driver de la partie 1 et vous ajouterez l’utilisation d’un composant mémoire : la FIFO.</w:t>
+      </w:r>
+    </w:p>
+    <w:p>
+      <w:pPr>
+        <w:pStyle w:val="Normal"/>
+        <w:bidi w:val="0"/>
+        <w:jc w:val="start"/>
+        <w:rPr>
+          <w:b/>
+          <w:bCs/>
+          <w:i w:val="false"/>
+          <w:iCs w:val="false"/>
+          <w:sz w:val="24"/>
+          <w:szCs w:val="24"/>
+        </w:rPr>
+      </w:pPr>
+      <w:r>
+        <w:rPr>
+          <w:b/>
+          <w:bCs/>
+          <w:i w:val="false"/>
+          <w:iCs w:val="false"/>
+          <w:sz w:val="24"/>
+          <w:szCs w:val="24"/>
+        </w:rPr>
+      </w:r>
+    </w:p>
+    <w:p>
+      <w:pPr>
+        <w:pStyle w:val="Normal"/>
+        <w:bidi w:val="0"/>
+        <w:jc w:val="start"/>
+        <w:rPr>
+          <w:b/>
+          <w:bCs/>
+          <w:i w:val="false"/>
+          <w:iCs w:val="false"/>
+          <w:sz w:val="28"/>
+          <w:szCs w:val="28"/>
+        </w:rPr>
+      </w:pPr>
+      <w:r>
+        <w:rPr>
+          <w:b/>
+          <w:bCs/>
+          <w:i w:val="false"/>
+          <w:iCs w:val="false"/>
+          <w:sz w:val="28"/>
+          <w:szCs w:val="28"/>
+        </w:rPr>
+        <w:t>Questions</w:t>
+      </w:r>
+    </w:p>
+    <w:p>
+      <w:pPr>
+        <w:pStyle w:val="Normal"/>
+        <w:bidi w:val="0"/>
+        <w:jc w:val="start"/>
+        <w:rPr>
+          <w:b/>
+          <w:bCs/>
+          <w:i w:val="false"/>
+          <w:iCs w:val="false"/>
+          <w:sz w:val="24"/>
+          <w:szCs w:val="24"/>
+        </w:rPr>
+      </w:pPr>
+      <w:r>
+        <w:rPr>
+          <w:b/>
+          <w:bCs/>
+          <w:i w:val="false"/>
+          <w:iCs w:val="false"/>
+          <w:sz w:val="24"/>
+          <w:szCs w:val="24"/>
+        </w:rPr>
+      </w:r>
+    </w:p>
+    <w:p>
+      <w:pPr>
+        <w:pStyle w:val="Normal"/>
+        <w:bidi w:val="0"/>
+        <w:jc w:val="start"/>
+        <w:rPr>
+          <w:b/>
+          <w:bCs/>
+          <w:i/>
+          <w:iCs/>
+          <w:sz w:val="24"/>
+          <w:szCs w:val="24"/>
+        </w:rPr>
+      </w:pPr>
+      <w:r>
+        <w:rPr>
+          <w:b/>
+          <w:bCs/>
+          <w:i/>
+          <w:iCs/>
+          <w:sz w:val="24"/>
+          <w:szCs w:val="24"/>
+        </w:rPr>
         <w:t xml:space="preserve">1. Sur l’architecture RTL, modifiez le module LED_driver en ajoutant une sortie end_cycle. Cette sortie vaudra 1 à la fin d’un cycle allumé/éteint de la LED RGB. </w:t>
       </w:r>
     </w:p>
@@ -2217,12 +2819,12 @@
       </w:r>
     </w:p>
     <w:sectPr>
-      <w:headerReference w:type="even" r:id="rId15"/>
-      <w:headerReference w:type="default" r:id="rId16"/>
-      <w:headerReference w:type="first" r:id="rId17"/>
-      <w:footerReference w:type="even" r:id="rId18"/>
-      <w:footerReference w:type="default" r:id="rId19"/>
-      <w:footerReference w:type="first" r:id="rId20"/>
+      <w:headerReference w:type="even" r:id="rId16"/>
+      <w:headerReference w:type="default" r:id="rId17"/>
+      <w:headerReference w:type="first" r:id="rId18"/>
+      <w:footerReference w:type="even" r:id="rId19"/>
+      <w:footerReference w:type="default" r:id="rId20"/>
+      <w:footerReference w:type="first" r:id="rId21"/>
       <w:type w:val="nextPage"/>
       <w:pgSz w:w="11906" w:h="16838"/>
       <w:pgMar w:left="1134" w:right="1134" w:gutter="0" w:header="1134" w:top="1693" w:footer="1134" w:bottom="1693"/>
@@ -2570,6 +3172,16 @@
     </w:pPr>
     <w:rPr/>
   </w:style>
+  <w:style w:type="paragraph" w:styleId="Contenudetableau">
+    <w:name w:val="Contenu de tableau"/>
+    <w:basedOn w:val="Normal"/>
+    <w:qFormat/>
+    <w:pPr>
+      <w:widowControl w:val="false"/>
+      <w:suppressLineNumbers/>
+    </w:pPr>
+    <w:rPr/>
+  </w:style>
 </w:styles>
 </file>
 

--- a/TP4/TP4_pilotageLED.docx
+++ b/TP4/TP4_pilotageLED.docx
@@ -2483,6 +2483,80 @@
           <w:sz w:val="24"/>
           <w:szCs w:val="24"/>
         </w:rPr>
+        <w:drawing>
+          <wp:anchor distT="0" distB="0" distL="0" distR="0" simplePos="0" relativeHeight="18" behindDoc="0" locked="0" layoutInCell="0" allowOverlap="1">
+            <wp:simplePos x="0" y="0"/>
+            <wp:positionH relativeFrom="column">
+              <wp:align>center</wp:align>
+            </wp:positionH>
+            <wp:positionV relativeFrom="paragraph">
+              <wp:posOffset>635</wp:posOffset>
+            </wp:positionV>
+            <wp:extent cx="6120130" cy="3285490"/>
+            <wp:effectExtent l="0" t="0" r="0" b="0"/>
+            <wp:wrapTopAndBottom/>
+            <wp:docPr id="17" name="Image14"/>
+            <wp:cNvGraphicFramePr>
+              <a:graphicFrameLocks xmlns:a="http://schemas.openxmlformats.org/drawingml/2006/main" noChangeAspect="1"/>
+            </wp:cNvGraphicFramePr>
+            <a:graphic xmlns:a="http://schemas.openxmlformats.org/drawingml/2006/main">
+              <a:graphicData uri="http://schemas.openxmlformats.org/drawingml/2006/picture">
+                <pic:pic xmlns:pic="http://schemas.openxmlformats.org/drawingml/2006/picture">
+                  <pic:nvPicPr>
+                    <pic:cNvPr id="17" name="Image14"/>
+                    <pic:cNvPicPr>
+                      <a:picLocks noChangeAspect="1" noChangeArrowheads="1"/>
+                    </pic:cNvPicPr>
+                  </pic:nvPicPr>
+                  <pic:blipFill>
+                    <a:blip r:embed="rId16"/>
+                    <a:stretch>
+                      <a:fillRect/>
+                    </a:stretch>
+                  </pic:blipFill>
+                  <pic:spPr bwMode="auto">
+                    <a:xfrm>
+                      <a:off x="0" y="0"/>
+                      <a:ext cx="6120130" cy="3285490"/>
+                    </a:xfrm>
+                    <a:prstGeom prst="rect">
+                      <a:avLst/>
+                    </a:prstGeom>
+                    <a:noFill/>
+                  </pic:spPr>
+                </pic:pic>
+              </a:graphicData>
+            </a:graphic>
+          </wp:anchor>
+        </w:drawing>
+      </w:r>
+    </w:p>
+    <w:p>
+      <w:pPr>
+        <w:pStyle w:val="Normal"/>
+        <w:bidi w:val="0"/>
+        <w:jc w:val="start"/>
+        <w:rPr>
+          <w:b/>
+          <w:bCs/>
+          <w:i/>
+          <w:iCs/>
+          <w:sz w:val="24"/>
+          <w:szCs w:val="24"/>
+        </w:rPr>
+      </w:pPr>
+      <w:r>
+        <w:rPr>
+          <w:b/>
+          <w:bCs/>
+          <w:i/>
+          <w:iCs/>
+          <w:sz w:val="24"/>
+          <w:szCs w:val="24"/>
+        </w:rPr>
+      </w:r>
+      <w:r>
+        <w:br w:type="page"/>
       </w:r>
     </w:p>
     <w:p>
@@ -2586,6 +2660,52 @@
           <w:sz w:val="24"/>
           <w:szCs w:val="24"/>
         </w:rPr>
+        <w:drawing>
+          <wp:anchor distT="0" distB="0" distL="0" distR="0" simplePos="0" relativeHeight="19" behindDoc="0" locked="0" layoutInCell="0" allowOverlap="1">
+            <wp:simplePos x="0" y="0"/>
+            <wp:positionH relativeFrom="column">
+              <wp:align>center</wp:align>
+            </wp:positionH>
+            <wp:positionV relativeFrom="paragraph">
+              <wp:posOffset>635</wp:posOffset>
+            </wp:positionV>
+            <wp:extent cx="6120130" cy="2800350"/>
+            <wp:effectExtent l="0" t="0" r="0" b="0"/>
+            <wp:wrapTopAndBottom/>
+            <wp:docPr id="18" name="Image15"/>
+            <wp:cNvGraphicFramePr>
+              <a:graphicFrameLocks xmlns:a="http://schemas.openxmlformats.org/drawingml/2006/main" noChangeAspect="1"/>
+            </wp:cNvGraphicFramePr>
+            <a:graphic xmlns:a="http://schemas.openxmlformats.org/drawingml/2006/main">
+              <a:graphicData uri="http://schemas.openxmlformats.org/drawingml/2006/picture">
+                <pic:pic xmlns:pic="http://schemas.openxmlformats.org/drawingml/2006/picture">
+                  <pic:nvPicPr>
+                    <pic:cNvPr id="18" name="Image15"/>
+                    <pic:cNvPicPr>
+                      <a:picLocks noChangeAspect="1" noChangeArrowheads="1"/>
+                    </pic:cNvPicPr>
+                  </pic:nvPicPr>
+                  <pic:blipFill>
+                    <a:blip r:embed="rId17"/>
+                    <a:stretch>
+                      <a:fillRect/>
+                    </a:stretch>
+                  </pic:blipFill>
+                  <pic:spPr bwMode="auto">
+                    <a:xfrm>
+                      <a:off x="0" y="0"/>
+                      <a:ext cx="6120130" cy="2800350"/>
+                    </a:xfrm>
+                    <a:prstGeom prst="rect">
+                      <a:avLst/>
+                    </a:prstGeom>
+                    <a:noFill/>
+                  </pic:spPr>
+                </pic:pic>
+              </a:graphicData>
+            </a:graphic>
+          </wp:anchor>
+        </w:drawing>
       </w:r>
     </w:p>
     <w:p>
@@ -2637,6 +2757,52 @@
           <w:sz w:val="24"/>
           <w:szCs w:val="24"/>
         </w:rPr>
+        <w:drawing>
+          <wp:anchor distT="0" distB="0" distL="0" distR="0" simplePos="0" relativeHeight="20" behindDoc="0" locked="0" layoutInCell="0" allowOverlap="1">
+            <wp:simplePos x="0" y="0"/>
+            <wp:positionH relativeFrom="column">
+              <wp:align>center</wp:align>
+            </wp:positionH>
+            <wp:positionV relativeFrom="paragraph">
+              <wp:posOffset>635</wp:posOffset>
+            </wp:positionV>
+            <wp:extent cx="6120130" cy="2487295"/>
+            <wp:effectExtent l="0" t="0" r="0" b="0"/>
+            <wp:wrapTopAndBottom/>
+            <wp:docPr id="19" name="Image16"/>
+            <wp:cNvGraphicFramePr>
+              <a:graphicFrameLocks xmlns:a="http://schemas.openxmlformats.org/drawingml/2006/main" noChangeAspect="1"/>
+            </wp:cNvGraphicFramePr>
+            <a:graphic xmlns:a="http://schemas.openxmlformats.org/drawingml/2006/main">
+              <a:graphicData uri="http://schemas.openxmlformats.org/drawingml/2006/picture">
+                <pic:pic xmlns:pic="http://schemas.openxmlformats.org/drawingml/2006/picture">
+                  <pic:nvPicPr>
+                    <pic:cNvPr id="19" name="Image16"/>
+                    <pic:cNvPicPr>
+                      <a:picLocks noChangeAspect="1" noChangeArrowheads="1"/>
+                    </pic:cNvPicPr>
+                  </pic:nvPicPr>
+                  <pic:blipFill>
+                    <a:blip r:embed="rId18"/>
+                    <a:stretch>
+                      <a:fillRect/>
+                    </a:stretch>
+                  </pic:blipFill>
+                  <pic:spPr bwMode="auto">
+                    <a:xfrm>
+                      <a:off x="0" y="0"/>
+                      <a:ext cx="6120130" cy="2487295"/>
+                    </a:xfrm>
+                    <a:prstGeom prst="rect">
+                      <a:avLst/>
+                    </a:prstGeom>
+                    <a:noFill/>
+                  </pic:spPr>
+                </pic:pic>
+              </a:graphicData>
+            </a:graphic>
+          </wp:anchor>
+        </w:drawing>
       </w:r>
     </w:p>
     <w:p>
@@ -2819,12 +2985,12 @@
       </w:r>
     </w:p>
     <w:sectPr>
-      <w:headerReference w:type="even" r:id="rId16"/>
-      <w:headerReference w:type="default" r:id="rId17"/>
-      <w:headerReference w:type="first" r:id="rId18"/>
-      <w:footerReference w:type="even" r:id="rId19"/>
-      <w:footerReference w:type="default" r:id="rId20"/>
-      <w:footerReference w:type="first" r:id="rId21"/>
+      <w:headerReference w:type="even" r:id="rId19"/>
+      <w:headerReference w:type="default" r:id="rId20"/>
+      <w:headerReference w:type="first" r:id="rId21"/>
+      <w:footerReference w:type="even" r:id="rId22"/>
+      <w:footerReference w:type="default" r:id="rId23"/>
+      <w:footerReference w:type="first" r:id="rId24"/>
       <w:type w:val="nextPage"/>
       <w:pgSz w:w="11906" w:h="16838"/>
       <w:pgMar w:left="1134" w:right="1134" w:gutter="0" w:header="1134" w:top="1693" w:footer="1134" w:bottom="1693"/>
@@ -2874,7 +3040,7 @@
     </w:r>
     <w:r>
       <w:rPr/>
-      <w:t>17/08/26</w:t>
+      <w:t>18/08/26</w:t>
     </w:r>
     <w:r>
       <w:rPr/>
@@ -2901,7 +3067,7 @@
     </w:r>
     <w:r>
       <w:rPr/>
-      <w:t>6</w:t>
+      <w:t>8</w:t>
     </w:r>
     <w:r>
       <w:rPr/>
@@ -2935,7 +3101,7 @@
     </w:r>
     <w:r>
       <w:rPr/>
-      <w:t>17/08/26</w:t>
+      <w:t>18/08/26</w:t>
     </w:r>
     <w:r>
       <w:rPr/>
@@ -2962,7 +3128,7 @@
     </w:r>
     <w:r>
       <w:rPr/>
-      <w:t>6</w:t>
+      <w:t>8</w:t>
     </w:r>
     <w:r>
       <w:rPr/>
